--- a/reports/Camera Service and AI Service.docx
+++ b/reports/Camera Service and AI Service.docx
@@ -23,7 +23,55 @@
         <w:jc w:val="center"/>
       </w:pPr>
       <w:r>
-        <w:t>THIẾT KẾ CAMERA/VIDEO SERVICE VÀ AI SERVICE CHO HỆ THỐNG GIÁM SÁT VÀ CẢNH BÁO BẤT THƯỜNG</w:t>
+        <w:t>THIẾT KẾ CAMERA/VIDEO SERVICE VÀ AI SERVICE CHO HỆ THỐNG GIÁM SÁT VÀ C</w:t>
+      </w:r>
+      <w:r>
+        <w:tab/>
+      </w:r>
+      <w:r>
+        <w:tab/>
+      </w:r>
+      <w:r>
+        <w:tab/>
+      </w:r>
+      <w:r>
+        <w:tab/>
+      </w:r>
+      <w:r>
+        <w:tab/>
+      </w:r>
+      <w:r>
+        <w:tab/>
+      </w:r>
+      <w:r>
+        <w:tab/>
+      </w:r>
+      <w:r>
+        <w:tab/>
+      </w:r>
+      <w:r>
+        <w:tab/>
+      </w:r>
+      <w:r>
+        <w:tab/>
+      </w:r>
+      <w:r>
+        <w:tab/>
+      </w:r>
+      <w:r>
+        <w:tab/>
+      </w:r>
+      <w:r>
+        <w:tab/>
+      </w:r>
+      <w:r>
+        <w:tab/>
+      </w:r>
+      <w:r>
+        <w:t>C</w:t>
+      </w:r>
+      <w:r>
+        <w:t>ẢNH BÁO BẤT THƯỜNG</w:t>
       </w:r>
     </w:p>
     <w:p>
@@ -192,6 +240,7 @@
         <w:jc w:val="both"/>
       </w:pPr>
       <w:r>
+        <w:lastRenderedPageBreak/>
         <w:t>Thực hiện kết nối lại khi luồng camera bị gián đoạn.</w:t>
       </w:r>
     </w:p>
@@ -205,7 +254,6 @@
         <w:jc w:val="both"/>
       </w:pPr>
       <w:r>
-        <w:lastRenderedPageBreak/>
         <w:t>Kiểm soát tốc độ lấy mẫu frame và giới hạn FPS gửi sang AI Service nhằm tránh gây quá tải cho hệ thống xử lý AI.</w:t>
       </w:r>
     </w:p>
@@ -465,6 +513,7 @@
         <w:jc w:val="both"/>
       </w:pPr>
       <w:r>
+        <w:lastRenderedPageBreak/>
         <w:t>Thực hiện tiền xử lý hình ảnh trước khi đưa vào mô hình AI.</w:t>
       </w:r>
     </w:p>
@@ -478,7 +527,6 @@
         <w:jc w:val="both"/>
       </w:pPr>
       <w:r>
-        <w:lastRenderedPageBreak/>
         <w:t>S</w:t>
       </w:r>
       <w:r>
@@ -700,7 +748,6 @@
         </w:numPr>
       </w:pPr>
       <w:r>
-        <w:lastRenderedPageBreak/>
         <w:t>Contract Frame từ Camera/Video Service sang AI Service</w:t>
       </w:r>
     </w:p>
@@ -9381,10 +9428,7 @@
     </w:p>
     <w:p>
       <w:r>
-        <w:t>C</w:t>
-      </w:r>
-      <w:r>
-        <w:t>ó một số contract mình cần sửa/chuẩn hóa ngay ở thiết kế AI Service hiện tại:</w:t>
+        <w:t>Có một số contract mình cần sửa/chuẩn hóa ngay ở thiết kế AI Service hiện tại:</w:t>
       </w:r>
     </w:p>
     <w:p>
@@ -9497,6 +9541,9 @@
     </w:p>
     <w:p>
       <w:r>
+        <w:rPr>
+          <w:noProof/>
+        </w:rPr>
         <w:drawing>
           <wp:inline distT="0" distB="0" distL="0" distR="0" wp14:anchorId="0EDFB20A" wp14:editId="1ECEA4B8">
             <wp:extent cx="5731510" cy="3910330"/>
